--- a/letters/04_Trademark_File_and_Protect_Engagement_Agreement.docx
+++ b/letters/04_Trademark_File_and_Protect_Engagement_Agreement.docx
@@ -140,7 +140,7 @@
           <w:sz w:val="21"/>
           <w:szCs w:val="21"/>
         </w:rPr>
-        <w:t xml:space="preserve">☐  </w:t>
+        <w:t xml:space="preserve"/>
       </w:r>
       <w:r>
         <w:rPr>
@@ -150,43 +150,20 @@
           <w:sz w:val="21"/>
           <w:szCs w:val="21"/>
         </w:rPr>
-        <w:t xml:space="preserve">Word / standard character mark</w:t>
-      </w:r>
-    </w:p>
-    <w:p>
-      <w:pPr>
-        <w:spacing w:after="60" w:before="100"/>
-      </w:pPr>
-      <w:r>
-        <w:rPr>
-          <w:rFonts w:ascii="Calibri" w:cs="Calibri" w:eastAsia="Calibri" w:hAnsi="Calibri"/>
-          <w:sz w:val="21"/>
-          <w:szCs w:val="21"/>
-        </w:rPr>
-        <w:t xml:space="preserve">☐  </w:t>
-      </w:r>
-      <w:r>
-        <w:rPr>
-          <w:rFonts w:ascii="Calibri" w:cs="Calibri" w:eastAsia="Calibri" w:hAnsi="Calibri"/>
-          <w:b w:val="false"/>
-          <w:bCs w:val="false"/>
-          <w:sz w:val="21"/>
-          <w:szCs w:val="21"/>
-        </w:rPr>
-        <w:t xml:space="preserve">Design / logo mark</w:t>
-      </w:r>
-    </w:p>
-    <w:p>
-      <w:pPr>
-        <w:spacing w:after="140" w:line="276"/>
-      </w:pPr>
-      <w:r>
-        <w:rPr>
-          <w:rFonts w:ascii="Calibri" w:cs="Calibri" w:eastAsia="Calibri" w:hAnsi="Calibri"/>
-          <w:sz w:val="21"/>
-          <w:szCs w:val="21"/>
-        </w:rPr>
-        <w:t xml:space="preserve">Mark: ______________________________          Number of classes: _______</w:t>
+        <w:t xml:space="preserve">Mark type elected: {{answers.mark_type}}.</w:t>
+      </w:r>
+    </w:p>
+    <w:p>
+      <w:pPr>
+        <w:spacing w:after="140" w:line="276"/>
+      </w:pPr>
+      <w:r>
+        <w:rPr>
+          <w:rFonts w:ascii="Calibri" w:cs="Calibri" w:eastAsia="Calibri" w:hAnsi="Calibri"/>
+          <w:sz w:val="21"/>
+          <w:szCs w:val="21"/>
+        </w:rPr>
+        <w:t xml:space="preserve">Mark: {{answers.mark_name}}     Number of classes to be filed: {{answers.number_of_classes}}</w:t>
       </w:r>
     </w:p>
     <w:p>
@@ -231,7 +208,7 @@
           <w:sz w:val="21"/>
           <w:szCs w:val="21"/>
         </w:rPr>
-        <w:t xml:space="preserve">The flat fee for the File and Protect tier is $1,100 + USPTO fees, regardless of the number of classes Client elects to include in the application. This fee does not include the USPTO filing fee of $350 per class, which is a separate government cost paid directly to the USPTO and is entirely separate from and not included in the attorney fee.</w:t>
+        <w:t xml:space="preserve">The flat fee for the File and Protect tier is $1,200 + USPTO fees, regardless of the number of classes Client elects to include in the application. This fee does not include the USPTO filing fee of $350 per class, which is a separate government cost paid directly to the USPTO and is entirely separate from and not included in the attorney fee.</w:t>
       </w:r>
     </w:p>
     <w:p>

--- a/letters/04_Trademark_File_and_Protect_Engagement_Agreement.docx
+++ b/letters/04_Trademark_File_and_Protect_Engagement_Agreement.docx
@@ -221,20 +221,20 @@
           <w:sz w:val="21"/>
           <w:szCs w:val="21"/>
         </w:rPr>
-        <w:t xml:space="preserve">The total fee is due in full at the time Client signs this Agreement, payable through the Firm's online payment portal. Advance fees are deposited into Attorney's IOLTA trust account and are not earned by Attorney until the trademark application is filed with the USPTO, consistent with Attorney's standard trust accounting practice.</w:t>
-      </w:r>
-    </w:p>
-    <w:p>
-      <w:pPr>
-        <w:spacing w:after="140" w:line="276"/>
-      </w:pPr>
-      <w:r>
-        <w:rPr>
-          <w:rFonts w:ascii="Calibri" w:cs="Calibri" w:eastAsia="Calibri" w:hAnsi="Calibri"/>
-          <w:sz w:val="21"/>
-          <w:szCs w:val="21"/>
-        </w:rPr>
-        <w:t xml:space="preserve">If Client wishes to pay in installments rather than in full at signing, Client may request an installment payment plan before signing. Any installment plan must be set up through Attorney's practice management system and requires a saved payment method on file. Amounts collected under an installment plan remain unearned advance fees held in trust until the applicable deliverable is complete, regardless of the collection schedule, and installment payments do not begin the engagement or reserve Attorney's services until the plan is approved and the first payment is processed.</w:t>
+        <w:t xml:space="preserve">The total fee is due in full at the time Client signs this Agreement, payable through the Firm's online payment portal. The trademark application will not be filed until this fee is paid in full. Advance fees are deposited into Attorney's IOLTA trust account and are released to Attorney's operating account only as earned under the milestones in the following section. As there is no guarantee of outcome for any trademark matter, earning of the fee is not conditioned upon the USPTO's approval of the application, publication, issuance of a notice of allowance, or issuance of a certificate of registration.</w:t>
+      </w:r>
+    </w:p>
+    <w:p>
+      <w:pPr>
+        <w:spacing w:after="140" w:line="276"/>
+      </w:pPr>
+      <w:r>
+        <w:rPr>
+          <w:rFonts w:ascii="Calibri" w:cs="Calibri" w:eastAsia="Calibri" w:hAnsi="Calibri"/>
+          <w:sz w:val="21"/>
+          <w:szCs w:val="21"/>
+        </w:rPr>
+        <w:t xml:space="preserve">If Client wishes to pay in installments rather than in full at signing, Client may request an installment payment plan before signing. Any installment plan must be set up through Attorney's practice management system and requires a saved payment method on file. Amounts collected under an installment plan remain unearned advance fees held in trust until earned under the milestone(s) in the following section, regardless of the collection schedule, and installment payments do not begin the engagement or reserve Attorney's services until the plan is approved and the first payment is processed.</w:t>
       </w:r>
     </w:p>
     <w:p>
@@ -263,7 +263,192 @@
           <w:sz w:val="22"/>
           <w:szCs w:val="22"/>
         </w:rPr>
-        <w:t xml:space="preserve">Section 4. Registration Timeline and Process Overview</w:t>
+        <w:t xml:space="preserve">Section 4. Fee Earning Milestones</w:t>
+      </w:r>
+    </w:p>
+    <w:p>
+      <w:pPr>
+        <w:spacing w:after="140" w:line="276"/>
+      </w:pPr>
+      <w:r>
+        <w:rPr>
+          <w:rFonts w:ascii="Calibri" w:cs="Calibri" w:eastAsia="Calibri" w:hAnsi="Calibri"/>
+          <w:sz w:val="21"/>
+          <w:szCs w:val="21"/>
+        </w:rPr>
+        <w:t xml:space="preserve">The fee is earned by Attorney, and transferred from the Firm's IOLTA trust account to Attorney's operating account, according to the following milestones:</w:t>
+      </w:r>
+    </w:p>
+    <w:tbl>
+      <w:tblPr>
+        <w:tblW w:type="dxa" w:w="9350"/>
+        <w:tblBorders>
+          <w:top w:val="single" w:color="auto" w:sz="4"/>
+          <w:left w:val="single" w:color="auto" w:sz="4"/>
+          <w:bottom w:val="single" w:color="auto" w:sz="4"/>
+          <w:right w:val="single" w:color="auto" w:sz="4"/>
+          <w:insideH w:val="single" w:color="auto" w:sz="4"/>
+          <w:insideV w:val="single" w:color="auto" w:sz="4"/>
+        </w:tblBorders>
+      </w:tblPr>
+      <w:tblGrid>
+        <w:gridCol w:w="6350"/>
+        <w:gridCol w:w="3000"/>
+      </w:tblGrid>
+      <w:tr>
+        <w:tc>
+          <w:tcPr>
+            <w:tcW w:type="dxa" w:w="6350"/>
+            <w:shd w:fill="1F3050" w:val="clear"/>
+          </w:tcPr>
+          <w:p>
+            <w:r>
+              <w:rPr>
+                <w:rFonts w:ascii="Calibri" w:cs="Calibri" w:eastAsia="Calibri" w:hAnsi="Calibri"/>
+                <w:b/>
+                <w:bCs/>
+                <w:color w:val="FFFFFF"/>
+                <w:sz w:val="20"/>
+                <w:szCs w:val="20"/>
+              </w:rPr>
+              <w:t xml:space="preserve">Milestone</w:t>
+            </w:r>
+          </w:p>
+        </w:tc>
+        <w:tc>
+          <w:tcPr>
+            <w:tcW w:type="dxa" w:w="3000"/>
+            <w:shd w:fill="1F3050" w:val="clear"/>
+          </w:tcPr>
+          <w:p>
+            <w:pPr>
+              <w:jc w:val="center"/>
+            </w:pPr>
+            <w:r>
+              <w:rPr>
+                <w:rFonts w:ascii="Calibri" w:cs="Calibri" w:eastAsia="Calibri" w:hAnsi="Calibri"/>
+                <w:b/>
+                <w:bCs/>
+                <w:color w:val="FFFFFF"/>
+                <w:sz w:val="20"/>
+                <w:szCs w:val="20"/>
+              </w:rPr>
+              <w:t xml:space="preserve">Portion Earned</w:t>
+            </w:r>
+          </w:p>
+        </w:tc>
+      </w:tr>
+      <w:tr>
+        <w:tc>
+          <w:tcPr>
+            <w:tcW w:type="dxa" w:w="6350"/>
+            <w:shd w:fill="FAF7F0" w:val="clear"/>
+          </w:tcPr>
+          <w:p>
+            <w:r>
+              <w:rPr>
+                <w:rFonts w:ascii="Calibri" w:cs="Calibri" w:eastAsia="Calibri" w:hAnsi="Calibri"/>
+                <w:sz w:val="20"/>
+                <w:szCs w:val="20"/>
+              </w:rPr>
+              <w:t xml:space="preserve">Completion of the trademark search and issuance of the written opinion</w:t>
+            </w:r>
+          </w:p>
+        </w:tc>
+        <w:tc>
+          <w:tcPr>
+            <w:tcW w:type="dxa" w:w="3000"/>
+            <w:shd w:fill="FAF7F0" w:val="clear"/>
+          </w:tcPr>
+          <w:p>
+            <w:pPr>
+              <w:jc w:val="center"/>
+            </w:pPr>
+            <w:r>
+              <w:rPr>
+                <w:rFonts w:ascii="Calibri" w:cs="Calibri" w:eastAsia="Calibri" w:hAnsi="Calibri"/>
+                <w:b/>
+                <w:bCs/>
+                <w:color w:val="1F3050"/>
+                <w:sz w:val="20"/>
+                <w:szCs w:val="20"/>
+              </w:rPr>
+              <w:t xml:space="preserve">$300</w:t>
+            </w:r>
+          </w:p>
+        </w:tc>
+      </w:tr>
+      <w:tr>
+        <w:tc>
+          <w:tcPr>
+            <w:tcW w:type="dxa" w:w="6350"/>
+            <w:shd w:fill="FFFFFF" w:val="clear"/>
+          </w:tcPr>
+          <w:p>
+            <w:r>
+              <w:rPr>
+                <w:rFonts w:ascii="Calibri" w:cs="Calibri" w:eastAsia="Calibri" w:hAnsi="Calibri"/>
+                <w:sz w:val="20"/>
+                <w:szCs w:val="20"/>
+              </w:rPr>
+              <w:t xml:space="preserve">Filing of the trademark application with the USPTO</w:t>
+            </w:r>
+          </w:p>
+        </w:tc>
+        <w:tc>
+          <w:tcPr>
+            <w:tcW w:type="dxa" w:w="3000"/>
+            <w:shd w:fill="FFFFFF" w:val="clear"/>
+          </w:tcPr>
+          <w:p>
+            <w:pPr>
+              <w:jc w:val="center"/>
+            </w:pPr>
+            <w:r>
+              <w:rPr>
+                <w:rFonts w:ascii="Calibri" w:cs="Calibri" w:eastAsia="Calibri" w:hAnsi="Calibri"/>
+                <w:b/>
+                <w:bCs/>
+                <w:color w:val="1F3050"/>
+                <w:sz w:val="20"/>
+                <w:szCs w:val="20"/>
+              </w:rPr>
+              <w:t xml:space="preserve">$800</w:t>
+            </w:r>
+          </w:p>
+        </w:tc>
+      </w:tr>
+    </w:tbl>
+    <w:p>
+      <w:pPr>
+        <w:spacing w:after="140" w:line="276"/>
+      </w:pPr>
+      <w:r>
+        <w:rPr>
+          <w:rFonts w:ascii="Calibri" w:cs="Calibri" w:eastAsia="Calibri" w:hAnsi="Calibri"/>
+          <w:i/>
+          <w:iCs/>
+          <w:color w:val="555555"/>
+          <w:sz w:val="19"/>
+          <w:szCs w:val="19"/>
+        </w:rPr>
+        <w:t xml:space="preserve">If Client terminates this engagement, becomes unresponsive to Attorney's requests for more than 30 days, or otherwise causes the engagement to end before the trademark application is filed, and Attorney has begun drafting or preparing the application beyond the search and written opinion, Attorney is entitled to a reasonable fee for that additional work, billed at Attorney's then-current hourly rate and capped at the unearned portion of the flat fee shown above. Attorney will provide Client an accounting of the work performed and refund any remaining unearned balance.</w:t>
+      </w:r>
+    </w:p>
+    <w:p>
+      <w:pPr>
+        <w:spacing w:after="100" w:before="200"/>
+      </w:pPr>
+      <w:r>
+        <w:rPr>
+          <w:rFonts w:ascii="Calibri" w:cs="Calibri" w:eastAsia="Calibri" w:hAnsi="Calibri"/>
+          <w:b/>
+          <w:bCs/>
+          <w:color w:val="1F3050"/>
+          <w:sz w:val="22"/>
+          <w:szCs w:val="22"/>
+        </w:rPr>
+        <w:t xml:space="preserve">Section 5. Registration Timeline and Process Overview</w:t>
       </w:r>
     </w:p>
     <w:p>
@@ -434,7 +619,7 @@
           <w:sz w:val="22"/>
           <w:szCs w:val="22"/>
         </w:rPr>
-        <w:t xml:space="preserve">Section 5. Deliverables and Acceptance</w:t>
+        <w:t xml:space="preserve">Section 6. Deliverables and Acceptance</w:t>
       </w:r>
     </w:p>
     <w:p>
@@ -463,7 +648,7 @@
           <w:sz w:val="22"/>
           <w:szCs w:val="22"/>
         </w:rPr>
-        <w:t xml:space="preserve">Section 6. Client Responsibilities</w:t>
+        <w:t xml:space="preserve">Section 7. Client Responsibilities</w:t>
       </w:r>
     </w:p>
     <w:p>
@@ -492,7 +677,7 @@
           <w:sz w:val="22"/>
           <w:szCs w:val="22"/>
         </w:rPr>
-        <w:t xml:space="preserve">Section 7. Communication and Business Hours</w:t>
+        <w:t xml:space="preserve">Section 8. Communication and Business Hours</w:t>
       </w:r>
     </w:p>
     <w:p>
@@ -521,7 +706,7 @@
           <w:sz w:val="22"/>
           <w:szCs w:val="22"/>
         </w:rPr>
-        <w:t xml:space="preserve">Section 8. Confidentiality</w:t>
+        <w:t xml:space="preserve">Section 9. Confidentiality</w:t>
       </w:r>
     </w:p>
     <w:p>
@@ -550,7 +735,7 @@
           <w:sz w:val="22"/>
           <w:szCs w:val="22"/>
         </w:rPr>
-        <w:t xml:space="preserve">Section 9. Termination</w:t>
+        <w:t xml:space="preserve">Section 10. Termination</w:t>
       </w:r>
     </w:p>
     <w:p>
@@ -579,7 +764,7 @@
           <w:sz w:val="22"/>
           <w:szCs w:val="22"/>
         </w:rPr>
-        <w:t xml:space="preserve">Section 10. Malpractice Insurance Disclosure</w:t>
+        <w:t xml:space="preserve">Section 11. Malpractice Insurance Disclosure</w:t>
       </w:r>
     </w:p>
     <w:p>
@@ -608,7 +793,7 @@
           <w:sz w:val="22"/>
           <w:szCs w:val="22"/>
         </w:rPr>
-        <w:t xml:space="preserve">Section 11. Dispute Resolution</w:t>
+        <w:t xml:space="preserve">Section 12. Dispute Resolution</w:t>
       </w:r>
     </w:p>
     <w:p>
@@ -637,7 +822,7 @@
           <w:sz w:val="22"/>
           <w:szCs w:val="22"/>
         </w:rPr>
-        <w:t xml:space="preserve">Section 12. Governing Law</w:t>
+        <w:t xml:space="preserve">Section 13. Governing Law</w:t>
       </w:r>
     </w:p>
     <w:p>
@@ -666,7 +851,7 @@
           <w:sz w:val="22"/>
           <w:szCs w:val="22"/>
         </w:rPr>
-        <w:t xml:space="preserve">Section 13. Entire Agreement</w:t>
+        <w:t xml:space="preserve">Section 14. Entire Agreement</w:t>
       </w:r>
     </w:p>
     <w:p>
